--- a/Weekly Logs/-Group Timesheets/BHB - Week 6 hours.docx
+++ b/Weekly Logs/-Group Timesheets/BHB - Week 6 hours.docx
@@ -400,7 +400,11 @@
           <w:tcPr>
             <w:tcW w:w="1101" w:type="dxa"/>
           </w:tcPr>
-          <w:p/>
+          <w:p>
+            <w:r>
+              <w:t>11h 15m</w:t>
+            </w:r>
+          </w:p>
         </w:tc>
         <w:tc>
           <w:tcPr>
@@ -416,7 +420,11 @@
           <w:tcPr>
             <w:tcW w:w="2248" w:type="dxa"/>
           </w:tcPr>
-          <w:p/>
+          <w:p>
+            <w:r>
+              <w:t>18h 5m</w:t>
+            </w:r>
+          </w:p>
         </w:tc>
       </w:tr>
       <w:tr>
@@ -512,19 +520,27 @@
           <w:tcPr>
             <w:tcW w:w="1101" w:type="dxa"/>
           </w:tcPr>
+          <w:p>
+            <w:r>
+              <w:t>4h 30m</w:t>
+            </w:r>
+          </w:p>
+        </w:tc>
+        <w:tc>
+          <w:tcPr>
+            <w:tcW w:w="1317" w:type="dxa"/>
+          </w:tcPr>
           <w:p/>
         </w:tc>
         <w:tc>
           <w:tcPr>
-            <w:tcW w:w="1317" w:type="dxa"/>
-          </w:tcPr>
-          <w:p/>
-        </w:tc>
-        <w:tc>
-          <w:tcPr>
             <w:tcW w:w="2248" w:type="dxa"/>
           </w:tcPr>
-          <w:p/>
+          <w:p>
+            <w:r>
+              <w:t>8h 45.</w:t>
+            </w:r>
+          </w:p>
         </w:tc>
       </w:tr>
       <w:tr>
@@ -626,7 +642,7 @@
           </w:tcPr>
           <w:p>
             <w:r>
-              <w:t>1</w:t>
+              <w:t>2</w:t>
             </w:r>
           </w:p>
         </w:tc>
@@ -644,7 +660,11 @@
           <w:tcPr>
             <w:tcW w:w="2248" w:type="dxa"/>
           </w:tcPr>
-          <w:p/>
+          <w:p>
+            <w:r>
+              <w:t>53h 15m</w:t>
+            </w:r>
+          </w:p>
         </w:tc>
       </w:tr>
       <w:tr>
@@ -684,19 +704,27 @@
           <w:tcPr>
             <w:tcW w:w="1101" w:type="dxa"/>
           </w:tcPr>
+          <w:p>
+            <w:r>
+              <w:t>2</w:t>
+            </w:r>
+          </w:p>
+        </w:tc>
+        <w:tc>
+          <w:tcPr>
+            <w:tcW w:w="1317" w:type="dxa"/>
+          </w:tcPr>
           <w:p/>
         </w:tc>
         <w:tc>
           <w:tcPr>
-            <w:tcW w:w="1317" w:type="dxa"/>
-          </w:tcPr>
-          <w:p/>
-        </w:tc>
-        <w:tc>
-          <w:tcPr>
             <w:tcW w:w="2248" w:type="dxa"/>
           </w:tcPr>
-          <w:p/>
+          <w:p>
+            <w:r>
+              <w:t>2</w:t>
+            </w:r>
+          </w:p>
         </w:tc>
       </w:tr>
       <w:tr>
@@ -744,7 +772,11 @@
           <w:tcPr>
             <w:tcW w:w="1101" w:type="dxa"/>
           </w:tcPr>
-          <w:p/>
+          <w:p>
+            <w:r>
+              <w:t>25</w:t>
+            </w:r>
+          </w:p>
         </w:tc>
         <w:tc>
           <w:tcPr>
@@ -760,7 +792,11 @@
           <w:tcPr>
             <w:tcW w:w="2248" w:type="dxa"/>
           </w:tcPr>
-          <w:p/>
+          <w:p>
+            <w:r>
+              <w:t>103h 5m</w:t>
+            </w:r>
+          </w:p>
         </w:tc>
       </w:tr>
       <w:tr>
@@ -853,7 +889,11 @@
           <w:tcPr>
             <w:tcW w:w="1101" w:type="dxa"/>
           </w:tcPr>
-          <w:p/>
+          <w:p>
+            <w:r>
+              <w:t>92h 45m</w:t>
+            </w:r>
+          </w:p>
         </w:tc>
         <w:tc>
           <w:tcPr>
@@ -882,45 +922,156 @@
         </w:rPr>
         <w:t>Team meetings:</w:t>
       </w:r>
+      <w:r>
+        <w:rPr>
+          <w:b/>
+          <w:bCs/>
+        </w:rPr>
+        <w:br/>
+      </w:r>
+      <w:r>
+        <w:t>Monday 11:15am – 12:00pm</w:t>
+      </w:r>
+      <w:r>
+        <w:br/>
+      </w:r>
+      <w:r>
+        <w:t xml:space="preserve">Discussion and delegation of work from the feedback on the proposal. </w:t>
+      </w:r>
     </w:p>
     <w:p>
       <w:pPr>
         <w:rPr>
+          <w:lang w:val="en-NZ"/>
+        </w:rPr>
+      </w:pPr>
+      <w:r>
+        <w:rPr>
+          <w:lang w:val="en-NZ"/>
+        </w:rPr>
+        <w:t>Tuesday 10:15</w:t>
+      </w:r>
+      <w:r>
+        <w:rPr>
+          <w:lang w:val="en-NZ"/>
+        </w:rPr>
+        <w:t xml:space="preserve">am </w:t>
+      </w:r>
+      <w:r>
+        <w:rPr>
+          <w:lang w:val="en-NZ"/>
+        </w:rPr>
+        <w:t>-</w:t>
+      </w:r>
+      <w:r>
+        <w:rPr>
+          <w:lang w:val="en-NZ"/>
+        </w:rPr>
+        <w:t xml:space="preserve"> </w:t>
+      </w:r>
+      <w:r>
+        <w:rPr>
+          <w:lang w:val="en-NZ"/>
+        </w:rPr>
+        <w:t>11:30</w:t>
+      </w:r>
+      <w:r>
+        <w:rPr>
+          <w:lang w:val="en-NZ"/>
+        </w:rPr>
+        <w:t>am</w:t>
+      </w:r>
+      <w:r>
+        <w:rPr>
+          <w:lang w:val="en-NZ"/>
+        </w:rPr>
+        <w:t xml:space="preserve">. </w:t>
+      </w:r>
+      <w:r>
+        <w:rPr>
+          <w:lang w:val="en-NZ"/>
+        </w:rPr>
+        <w:br/>
+      </w:r>
+      <w:r>
+        <w:rPr>
+          <w:lang w:val="en-NZ"/>
+        </w:rPr>
+        <w:t>Auditing team hours, arranging meetings for that week, discussing proposal specifics.</w:t>
+      </w:r>
+    </w:p>
+    <w:p>
+      <w:r>
+        <w:t>Wednesday 5:00pm – 6:00pm</w:t>
+      </w:r>
+      <w:r>
+        <w:br/>
+      </w:r>
+      <w:r>
+        <w:t>We hold a team meeting to review our proposal over after Bryce and to delegate what parts of the proposal will be worked on by what people.</w:t>
+      </w:r>
+    </w:p>
+    <w:p>
+      <w:r>
+        <w:rPr>
           <w:b/>
           <w:bCs/>
         </w:rPr>
-      </w:pPr>
+        <w:t>Client meetings:</w:t>
+      </w:r>
       <w:r>
         <w:rPr>
           <w:b/>
           <w:bCs/>
         </w:rPr>
-        <w:t>Client meetings:</w:t>
+        <w:br/>
+      </w:r>
+      <w:r>
+        <w:t>Friday 10:00am – 10:45am</w:t>
+      </w:r>
+      <w:r>
+        <w:br/>
+        <w:t>M</w:t>
+      </w:r>
+      <w:r>
+        <w:t xml:space="preserve">eeting with Geoff. Because the machine broke earlier in the week we need a bit of assistance fixing the SSH. Also discussion between choosing LLMstudios or </w:t>
+      </w:r>
+      <w:r>
+        <w:t>Ol</w:t>
+      </w:r>
+      <w:r>
+        <w:t xml:space="preserve">lama. </w:t>
       </w:r>
     </w:p>
     <w:p>
-      <w:r>
+      <w:pPr>
         <w:rPr>
           <w:b/>
           <w:bCs/>
         </w:rPr>
-        <w:t>Advisor meetings:</w:t>
-      </w:r>
+      </w:pPr>
     </w:p>
     <w:p>
-      <w:r>
+      <w:pPr>
         <w:rPr>
           <w:b/>
           <w:bCs/>
         </w:rPr>
-        <w:t>D</w:t>
-      </w:r>
+      </w:pPr>
+    </w:p>
+    <w:p>
+      <w:pPr>
+        <w:rPr>
+          <w:lang w:val="en-NZ"/>
+        </w:rPr>
+      </w:pPr>
       <w:r>
         <w:rPr>
           <w:b/>
           <w:bCs/>
         </w:rPr>
-        <w:t>ocumentation:</w:t>
+        <w:lastRenderedPageBreak/>
+        <w:t>Advisor meetings:</w:t>
       </w:r>
       <w:r>
         <w:rPr>
@@ -930,7 +1081,179 @@
         <w:br/>
       </w:r>
       <w:r>
+        <w:rPr>
+          <w:lang w:val="en-NZ"/>
+        </w:rPr>
+        <w:t xml:space="preserve">Monday </w:t>
+      </w:r>
+      <w:r>
+        <w:rPr>
+          <w:lang w:val="en-NZ"/>
+        </w:rPr>
+        <w:t>2</w:t>
+      </w:r>
+      <w:r>
+        <w:rPr>
+          <w:lang w:val="en-NZ"/>
+        </w:rPr>
+        <w:t>pm</w:t>
+      </w:r>
+      <w:r>
+        <w:rPr>
+          <w:lang w:val="en-NZ"/>
+        </w:rPr>
+        <w:t xml:space="preserve"> - 2:30</w:t>
+      </w:r>
+      <w:r>
+        <w:rPr>
+          <w:lang w:val="en-NZ"/>
+        </w:rPr>
+        <w:t>pm</w:t>
+      </w:r>
+      <w:r>
+        <w:rPr>
+          <w:lang w:val="en-NZ"/>
+        </w:rPr>
+        <w:br/>
+      </w:r>
+      <w:r>
+        <w:rPr>
+          <w:lang w:val="en-NZ"/>
+        </w:rPr>
+        <w:t>Meeting with Dax, discussed proposal feedback and splitting into 2 subteams</w:t>
+      </w:r>
+      <w:r>
+        <w:rPr>
+          <w:lang w:val="en-NZ"/>
+        </w:rPr>
+        <w:t xml:space="preserve"> for deciding project path</w:t>
+      </w:r>
+      <w:r>
+        <w:rPr>
+          <w:lang w:val="en-NZ"/>
+        </w:rPr>
+        <w:t>.</w:t>
+      </w:r>
+    </w:p>
+    <w:p>
+      <w:pPr>
+        <w:rPr>
+          <w:lang w:val="en-NZ"/>
+        </w:rPr>
+      </w:pPr>
+      <w:r>
+        <w:rPr>
+          <w:lang w:val="en-NZ"/>
+        </w:rPr>
+        <w:t>Wednesday 4</w:t>
+      </w:r>
+      <w:r>
+        <w:rPr>
+          <w:lang w:val="en-NZ"/>
+        </w:rPr>
+        <w:t xml:space="preserve">pm </w:t>
+      </w:r>
+      <w:r>
+        <w:rPr>
+          <w:lang w:val="en-NZ"/>
+        </w:rPr>
+        <w:t>-</w:t>
+      </w:r>
+      <w:r>
+        <w:rPr>
+          <w:lang w:val="en-NZ"/>
+        </w:rPr>
+        <w:t xml:space="preserve"> </w:t>
+      </w:r>
+      <w:r>
+        <w:rPr>
+          <w:lang w:val="en-NZ"/>
+        </w:rPr>
+        <w:t>5pm</w:t>
+      </w:r>
+      <w:r>
+        <w:rPr>
+          <w:lang w:val="en-NZ"/>
+        </w:rPr>
+        <w:br/>
+      </w:r>
+      <w:r>
+        <w:rPr>
+          <w:lang w:val="en-NZ"/>
+        </w:rPr>
+        <w:t>Meeting with Bryce as an unofficial technical advisor. Discussed the amount of work the current proposal has us do, and refining the list of tools down to 3.</w:t>
+      </w:r>
+    </w:p>
+    <w:p>
+      <w:pPr>
+        <w:rPr>
+          <w:lang w:val="en-NZ"/>
+        </w:rPr>
+      </w:pPr>
+      <w:r>
+        <w:rPr>
+          <w:b/>
+          <w:bCs/>
+          <w:lang w:val="en-NZ"/>
+        </w:rPr>
+        <w:t>Testing:</w:t>
+      </w:r>
+      <w:r>
+        <w:rPr>
+          <w:b/>
+          <w:bCs/>
+          <w:lang w:val="en-NZ"/>
+        </w:rPr>
+        <w:br/>
+      </w:r>
+      <w:r>
+        <w:rPr>
+          <w:lang w:val="en-NZ"/>
+        </w:rPr>
+        <w:t>Working on SSHing into the machine, as well as testing various DFIR tools</w:t>
+      </w:r>
+      <w:r>
+        <w:rPr>
+          <w:lang w:val="en-NZ"/>
+        </w:rPr>
+        <w:t xml:space="preserve">: dedicated AI </w:t>
+      </w:r>
+      <w:r>
+        <w:rPr>
+          <w:lang w:val="en-NZ"/>
+        </w:rPr>
+        <w:t>password cracking and image forgery detection tools.</w:t>
+      </w:r>
+    </w:p>
+    <w:p>
+      <w:r>
+        <w:rPr>
+          <w:b/>
+          <w:bCs/>
+        </w:rPr>
+        <w:t>D</w:t>
+      </w:r>
+      <w:r>
+        <w:rPr>
+          <w:b/>
+          <w:bCs/>
+        </w:rPr>
+        <w:t>ocumentation:</w:t>
+      </w:r>
+      <w:r>
+        <w:rPr>
+          <w:b/>
+          <w:bCs/>
+        </w:rPr>
+        <w:br/>
+      </w:r>
+      <w:r>
         <w:t>1 hour each for individual logs.</w:t>
+      </w:r>
+    </w:p>
+    <w:p>
+      <w:r>
+        <w:t>Working on revising capstone proposal.</w:t>
       </w:r>
     </w:p>
     <w:p>
@@ -944,9 +1267,106 @@
     <w:p>
       <w:pPr>
         <w:rPr>
-          <w:lang w:val="en-NZ"/>
+          <w:bCs/>
         </w:rPr>
       </w:pPr>
+      <w:r>
+        <w:rPr>
+          <w:bCs/>
+        </w:rPr>
+        <w:t>-Discussion on what tools we have looked at and what we got working</w:t>
+      </w:r>
+    </w:p>
+    <w:p>
+      <w:pPr>
+        <w:rPr>
+          <w:bCs/>
+        </w:rPr>
+      </w:pPr>
+      <w:r>
+        <w:rPr>
+          <w:bCs/>
+        </w:rPr>
+        <w:t>- Scheduling a meeting with clement/discussing the need for a meeting – key points we want to ask could just be an email</w:t>
+      </w:r>
+    </w:p>
+    <w:p>
+      <w:pPr>
+        <w:rPr>
+          <w:bCs/>
+        </w:rPr>
+      </w:pPr>
+      <w:r>
+        <w:rPr>
+          <w:bCs/>
+        </w:rPr>
+        <w:t>- We need to define each tool in the proposal, the version, what they do, and what they look for</w:t>
+      </w:r>
+    </w:p>
+    <w:p>
+      <w:pPr>
+        <w:rPr>
+          <w:bCs/>
+        </w:rPr>
+      </w:pPr>
+      <w:r>
+        <w:rPr>
+          <w:bCs/>
+        </w:rPr>
+        <w:t>- Explain to a layman the idea behind the project, where AI fits in and how, as well as what forensic artifacts are and their many forms.</w:t>
+      </w:r>
+    </w:p>
+    <w:p>
+      <w:pPr>
+        <w:rPr>
+          <w:bCs/>
+        </w:rPr>
+      </w:pPr>
+      <w:r>
+        <w:rPr>
+          <w:bCs/>
+        </w:rPr>
+        <w:t>-Explain the difference between a forensic examiner and a forensic investigator.</w:t>
+      </w:r>
+    </w:p>
+    <w:p>
+      <w:pPr>
+        <w:rPr>
+          <w:bCs/>
+        </w:rPr>
+      </w:pPr>
+      <w:r>
+        <w:rPr>
+          <w:bCs/>
+        </w:rPr>
+        <w:t>- Compiled weekly logs</w:t>
+      </w:r>
+    </w:p>
+    <w:p>
+      <w:pPr>
+        <w:rPr>
+          <w:bCs/>
+        </w:rPr>
+      </w:pPr>
+      <w:r>
+        <w:rPr>
+          <w:bCs/>
+        </w:rPr>
+        <w:t>- Compiling work on git</w:t>
+      </w:r>
+    </w:p>
+    <w:p>
+      <w:pPr>
+        <w:rPr>
+          <w:lang w:val="en-NZ"/>
+        </w:rPr>
+      </w:pPr>
+      <w:r>
+        <w:rPr>
+          <w:bCs/>
+        </w:rPr>
+        <w:t>- Checking over Sam’s proposal changes</w:t>
+      </w:r>
     </w:p>
     <w:sectPr>
       <w:pgSz w:w="11906" w:h="16838"/>
